--- a/DBTUNING/ch15_성능튜닝개요/ch15_실습문제_추가서술형_정답.docx
+++ b/DBTUNING/ch15_성능튜닝개요/ch15_실습문제_추가서술형_정답.docx
@@ -10,7 +10,7 @@
         <w:rPr>
           <w:rFonts w:ascii="맑은 고딕" w:hAnsi="맑은 고딕" w:eastAsia="맑은 고딕"/>
         </w:rPr>
-        <w:t>제1장  성능 튜닝 개요 — 추가 실습문제 정답(모범답안 및 채점포인트)</w:t>
+        <w:t>제ch15  성능 튜닝 개요 — 추가 실습문제 정답(모범답안 및 채점포인트)</w:t>
       </w:r>
     </w:p>
     <w:p>
@@ -411,7 +411,7 @@
           <w:b/>
           <w:sz w:val="21"/>
         </w:rPr>
-        <w:t>[추가-08] ADMIN 31장이 다룬 것과 이 과정(1장)이 무엇을 더 다루는지, 그리고 실습 환경의 차이를 설명하라.</w:t>
+        <w:t>[추가-08] ADMIN 31장이 다룬 것과 이 과정(ch15)이 무엇을 더 다루는지, 그리고 실습 환경의 차이를 설명하라.</w:t>
       </w:r>
     </w:p>
     <w:p>
@@ -437,7 +437,7 @@
           <w:b w:val="0"/>
           <w:sz w:val="21"/>
         </w:rPr>
-        <w:t>ADMIN 31장은 AWR·ADDM·Advisory Framework의 개념과 성능 관리 활동(사전 예방적/사후 대응적)을 '이런 도구가 있고 이렇게 켠다'는 개념 수준으로 소개했다. 이 과정은 같은 도구를 판독과 실무 적용으로 확장한다. AWR을 어떻게 켜는가가 아니라 보고서의 어느 줄을 보고 무엇을 판정하는가, ADDM을 어떻게 실행하는가가 아니라 그 권고를 채택할 것인가로 다룬다. 실습 환경도 다르다. ADMIN 31장 예시는 멀티테넌트(CDB/PDB)를 전제했지만, 이 과정의 실습 DB는 non-CDB 구조의 orcl 19.3이며 CDB/PDB는 9장에서 개념으로만 언급한다.</w:t>
+        <w:t>ADMIN 31장은 AWR·ADDM·Advisory Framework의 개념과 성능 관리 활동(사전 예방적/사후 대응적)을 '이런 도구가 있고 이렇게 켠다'는 개념 수준으로 소개했다. 이 과정은 같은 도구를 판독과 실무 적용으로 확장한다. AWR을 어떻게 켜는가가 아니라 보고서의 어느 줄을 보고 무엇을 판정하는가, ADDM을 어떻게 실행하는가가 아니라 그 권고를 채택할 것인가로 다룬다. 실습 환경도 다르다. ADMIN 31장 예시는 멀티테넌트(CDB/PDB)를 전제했지만, 이 과정의 실습 DB는 non-CDB 구조의 orcl 19.3이며 CDB/PDB는 ch24에서 개념으로만 언급한다.</w:t>
       </w:r>
     </w:p>
     <w:p>
@@ -708,7 +708,7 @@
           <w:b w:val="0"/>
           <w:sz w:val="21"/>
         </w:rPr>
-        <w:t>부하 증가와 성능 저하를 혼동하면 안 된다. 확인할 것: 트랜잭션 수·실행 횟수 같은 부하량이 함께 늘었는지 본다. 판정: 절대 총량이 아니라 실행당(또는 트랜잭션당) 값을 비교한다. 실행 횟수가 늘어 총량이 커졌지만 실행당 논리 읽기·응답시간이 그대로라면 이는 성능 저하가 아니라 일이 늘어난 것이다. 반대로 부하량은 같은데 실행당 값이 나빠졌다면 성능 저하로, 실행계획 변경 등을 의심한다(11장).</w:t>
+        <w:t>부하 증가와 성능 저하를 혼동하면 안 된다. 확인할 것: 트랜잭션 수·실행 횟수 같은 부하량이 함께 늘었는지 본다. 판정: 절대 총량이 아니라 실행당(또는 트랜잭션당) 값을 비교한다. 실행 횟수가 늘어 총량이 커졌지만 실행당 논리 읽기·응답시간이 그대로라면 이는 성능 저하가 아니라 일이 늘어난 것이다. 반대로 부하량은 같은데 실행당 값이 나빠졌다면 성능 저하로, 실행계획 변경 등을 의심한다(ch23).</w:t>
       </w:r>
     </w:p>
     <w:p>
@@ -875,7 +875,7 @@
           <w:b w:val="0"/>
           <w:sz w:val="21"/>
         </w:rPr>
-        <w:t>① 증상: 응답시간·처리량 메트릭이 0. ② 확인할 뷰·지표: V$SYSMETRIC의 Average Active Sessions로 활성 세션이 있었는지, V$SYS_TIME_MODEL 누적값으로 인스턴스가 살아 있는지 확인한다. ③ 판정 기준: Average Active Sessions가 0이면 '측정 대상 부하가 없었던 것'이지 성능이 좋은 것이 아니다. ④ 조치: 실제 워크로드가 도는 시간대에 다시 측정하거나(5장부터) WL_ 부하 스크립트로 부하를 유발한다. ⑤ 재확인: 부하 구간에서 V$SYSMETRIC·시간 모델 델타를 다시 조회해 유의미한 값이 나오는지 확인한다.</w:t>
+        <w:t>① 증상: 응답시간·처리량 메트릭이 0. ② 확인할 뷰·지표: V$SYSMETRIC의 Average Active Sessions로 활성 세션이 있었는지, V$SYS_TIME_MODEL 누적값으로 인스턴스가 살아 있는지 확인한다. ③ 판정 기준: Average Active Sessions가 0이면 '측정 대상 부하가 없었던 것'이지 성능이 좋은 것이 아니다. ④ 조치: 실제 워크로드가 도는 시간대에 다시 측정하거나(ch19부터) WL_ 부하 스크립트로 부하를 유발한다. ⑤ 재확인: 부하 구간에서 V$SYSMETRIC·시간 모델 델타를 다시 조회해 유의미한 값이 나오는지 확인한다.</w:t>
       </w:r>
     </w:p>
     <w:p>
@@ -1031,7 +1031,7 @@
           <w:b w:val="0"/>
           <w:sz w:val="21"/>
         </w:rPr>
-        <w:t>① 증상: 시간 모델에서 parse time elapsed 비중 과다. ② 확인할 뷰·지표: V$SYS_TIME_MODEL로 parse/execute 비율을 보고, V$SYSSTAT의 parse count(hard) 델타, V$LIBRARYCACHE의 재파싱 지표를 확인한다. ③ 판정 기준: 하드 파싱 수가 크면 리터럴 SQL로 커서 공유가 안 되는 상황을 의심한다. ④ 조치: 바인드 변수 사용 또는 CURSOR_SHARING 조정을 검토하고, 공유 풀 크기·예약 풀을 점검한다(2·18장 영역, 문장 수정이면 SQL 튜닝 인계). ⑤ 재확인: 조치 후 parse time elapsed 비중과 하드 파싱 수 델타가 줄었는지 재측정한다.</w:t>
+        <w:t>① 증상: 시간 모델에서 parse time elapsed 비중 과다. ② 확인할 뷰·지표: V$SYS_TIME_MODEL로 parse/execute 비율을 보고, V$SYSSTAT의 parse count(hard) 델타, V$LIBRARYCACHE의 재파싱 지표를 확인한다. ③ 판정 기준: 하드 파싱 수가 크면 리터럴 SQL로 커서 공유가 안 되는 상황을 의심한다. ④ 조치: 바인드 변수 사용 또는 CURSOR_SHARING 조정을 검토하고, 공유 풀 크기·예약 풀을 점검한다(ch16·ch32 영역, 문장 수정이면 SQL 튜닝 인계). ⑤ 재확인: 조치 후 parse time elapsed 비중과 하드 파싱 수 델타가 줄었는지 재측정한다.</w:t>
       </w:r>
     </w:p>
     <w:p>

--- a/DBTUNING/ch15_성능튜닝개요/ch15_실습문제_추가서술형_정답.docx
+++ b/DBTUNING/ch15_성능튜닝개요/ch15_실습문제_추가서술형_정답.docx
@@ -10,7 +10,7 @@
         <w:rPr>
           <w:rFonts w:ascii="맑은 고딕" w:hAnsi="맑은 고딕" w:eastAsia="맑은 고딕"/>
         </w:rPr>
-        <w:t>제ch15  성능 튜닝 개요 — 추가 실습문제 정답(모범답안 및 채점포인트)</w:t>
+        <w:t>ch15  성능 튜닝 개요 — 추가 실습문제 정답(모범답안 및 채점포인트)</w:t>
       </w:r>
     </w:p>
     <w:p>
